--- a/en/discovery-articles/3.15 Elevator.docx
+++ b/en/discovery-articles/3.15 Elevator.docx
@@ -14,7 +14,7 @@
           <w:color w:val="004E8C"/>
           <w:sz w:val="44"/>
         </w:rPr>
-        <w:t>3.15 Elevator</w:t>
+        <w:t>3.15 Lift (Elevator)</w:t>
       </w:r>
     </w:p>
     <w:p>
@@ -43,7 +43,7 @@
           <w:i/>
           <w:sz w:val="22"/>
         </w:rPr>
-        <w:t>Period: c. mid-19th century (safety elevator); earlier hoists; later electric high-rise systems | Key figure(s): Elisha Otis (safety brake demonstration); earlier mine and warehouse hoist builders; later electric elevator engineers</w:t>
+        <w:t>Period: c. mid-19th century (safety elevator); earlier hoists; later electric high-rise systems | Key figure(s): Elisha Otis (safety brake demonstration); earlier mine and warehouse hoist builders; later electric lift engineers</w:t>
       </w:r>
     </w:p>
     <w:p>
@@ -57,7 +57,7 @@
           <w:i w:val="0"/>
           <w:sz w:val="22"/>
         </w:rPr>
-        <w:t>The elevator is a guided cabin that lifts people and goods between floors — made trustworthy by safety brakes and then by electric drives. It turned vertical space into everyday real estate.</w:t>
+        <w:t>The lift (also called an elevator) is a guided cabin that lifts people and goods between floors — made trustworthy by safety brakes and then by electric drives. It turned vertical space into everyday real estate.</w:t>
       </w:r>
     </w:p>
     <w:p>
@@ -114,7 +114,7 @@
           <w:i w:val="0"/>
           <w:sz w:val="22"/>
         </w:rPr>
-        <w:t>Steam, hydraulic, and then electric elevators served growing urban buildings</w:t>
+        <w:t>Steam, hydraulic, and then electric lifts served growing urban buildings</w:t>
       </w:r>
     </w:p>
     <w:p>
@@ -171,7 +171,7 @@
           <w:i w:val="0"/>
           <w:sz w:val="22"/>
         </w:rPr>
-        <w:t>An elevator is a car riding in a shaft, raised and lowered by cables, hydraulics, or other drives, with guides to keep it aligned. Safety gears, buffers, and interlocks aim to make failure survivable; counterweights balance the load. Buttons and dispatch logic turn the shaft into a shared vertical street. In plain speech, it is a room that climbs. The decisive invention was not lifting itself — mines had winches — but making people willing to ride.</w:t>
+        <w:t>A lift is a car riding in a shaft, raised and lowered by cables, hydraulics, or other drives, with guides to keep it aligned. Safety gears, buffers, and interlocks aim to make failure survivable; counterweights balance the load. Buttons and dispatch logic turn the shaft into a shared vertical street. In plain speech, it is a room that climbs. The decisive invention was not lifting itself — mines had winches — but making people willing to ride.</w:t>
       </w:r>
     </w:p>
     <w:p>
@@ -229,7 +229,7 @@
           <w:i w:val="0"/>
           <w:sz w:val="22"/>
         </w:rPr>
-        <w:t>Mid-nineteenth-century safety publicity coincided with iron-frame buildings hungry for height. Steam and hydraulic elevators served department stores and offices; electric traction by the late nineteenth and early twentieth centuries suited taller shafts. Automatic operation reduced operators; zoning and fire rules co-evolved. By the skyscraper age, elevator banks were as defining as facades. Adoption followed urban land prices upward.</w:t>
+        <w:t>Mid-nineteenth-century safety publicity coincided with iron-frame buildings hungry for height. Steam and hydraulic lifts served department stores and offices; electric traction by the late nineteenth and early twentieth centuries suited taller shafts. Automatic operation reduced operators; zoning and fire rules co-evolved. By the skyscraper age, lift banks were as defining as facades. Adoption followed urban land prices upward.</w:t>
       </w:r>
     </w:p>
     <w:p>
@@ -258,7 +258,7 @@
           <w:i w:val="0"/>
           <w:sz w:val="22"/>
         </w:rPr>
-        <w:t>Elevators concentrate problems in dynamics, friction, control, and human factors — acceleration comfort, cable stretch, queueing. Safety engineering treats rare cable failure as a design case, not an afterthought. Traction elevators illustrate mechanical advantage and energy saving with counterweights. High-rise fire and smoke modelling must include shafts as vertical paths. The lift is a laboratory of reliability under public scrutiny.</w:t>
+        <w:t>Lifts concentrate problems in dynamics, friction, control, and human factors — acceleration comfort, cable stretch, queueing. Safety engineering treats rare cable failure as a design case, not an afterthought. Traction lifts illustrate mechanical advantage and energy saving with counterweights. High-rise fire and smoke modelling must include shafts as vertical paths. The lift is a laboratory of reliability under public scrutiny.</w:t>
       </w:r>
     </w:p>
     <w:p>
@@ -287,7 +287,7 @@
           <w:i w:val="0"/>
           <w:sz w:val="22"/>
         </w:rPr>
-        <w:t>Without trusted elevators, the modern skyscraper and stacked hotel make little economic sense. Urban density, central business districts, and vertical malls assume them. Accessibility debates later added lifts as civil-rights infrastructure. Warehouse automation and construction hoists are cousins. Architecture's silhouette changed because people could live and work far above street noise — if the car came when called.</w:t>
+        <w:t>Without trusted lifts, the modern skyscraper and stacked hotel make little economic sense. Urban density, central business districts, and vertical malls assume them. Accessibility debates later added lifts as civil-rights infrastructure. Warehouse automation and construction hoists are cousins. Architecture's silhouette changed because people could live and work far above street noise — if the car came when called.</w:t>
       </w:r>
     </w:p>
     <w:p>

--- a/en/discovery-articles/3.15 Elevator.docx
+++ b/en/discovery-articles/3.15 Elevator.docx
@@ -346,7 +346,7 @@
           <w:color w:val="004E8C"/>
           <w:sz w:val="24"/>
         </w:rPr>
-        <w:t>A. Books and major scholarly works</w:t>
+        <w:t>Books and major scholarly works</w:t>
       </w:r>
     </w:p>
     <w:p>
@@ -385,7 +385,7 @@
           <w:color w:val="004E8C"/>
           <w:sz w:val="24"/>
         </w:rPr>
-        <w:t>C. Institutional and encyclopedic sources</w:t>
+        <w:t>Institutional and encyclopedic sources</w:t>
       </w:r>
     </w:p>
     <w:p>
@@ -466,7 +466,7 @@
           <w:color w:val="004E8C"/>
           <w:sz w:val="24"/>
         </w:rPr>
-        <w:t>J. Press, popular science, and general reference</w:t>
+        <w:t>Press, popular science, and general reference</w:t>
       </w:r>
     </w:p>
     <w:p>
